--- a/docs/5. Documentacion Modular/08_Coincidencias_Patrono_Version_Cliente.docx
+++ b/docs/5. Documentacion Modular/08_Coincidencias_Patrono_Version_Cliente.docx
@@ -13,7 +13,7 @@
           <w:color w:val="0B2545"/>
           <w:sz w:val="40"/>
         </w:rPr>
-        <w:t>Coincidencias Patrono - Version Cliente</w:t>
+        <w:t>Coincidencias Patrono - Versión Cliente</w:t>
       </w:r>
     </w:p>
     <w:p>
@@ -25,7 +25,7 @@
           <w:color w:val="5A5A5A"/>
           <w:sz w:val="22"/>
         </w:rPr>
-        <w:t>Guia funcional completa para uso, flujo, reglas, auditorias y capturas del modulo.</w:t>
+        <w:t>Guia funcional completa para uso, flujo, reglas, auditorias y capturas del módulo.</w:t>
       </w:r>
     </w:p>
     <w:tbl>
@@ -89,7 +89,7 @@
                 <w:b w:val="0"/>
                 <w:sz w:val="18"/>
               </w:rPr>
-              <w:t>Modulo</w:t>
+              <w:t>Módulo</w:t>
             </w:r>
           </w:p>
         </w:tc>
@@ -157,7 +157,7 @@
                 <w:b w:val="0"/>
                 <w:sz w:val="18"/>
               </w:rPr>
-              <w:t>Version</w:t>
+              <w:t>Versión</w:t>
             </w:r>
           </w:p>
         </w:tc>
@@ -241,7 +241,7 @@
                 <w:b w:val="0"/>
                 <w:sz w:val="18"/>
               </w:rPr>
-              <w:t>Version full generada en Word; lista para aprobacion del usuario.</w:t>
+              <w:t>Versión full generada en Word; lista para aprobación del usuario.</w:t>
             </w:r>
           </w:p>
         </w:tc>
@@ -259,7 +259,7 @@
                 <w:b w:val="0"/>
                 <w:sz w:val="18"/>
               </w:rPr>
-              <w:t>Aprobacion</w:t>
+              <w:t>Aprobación</w:t>
             </w:r>
           </w:p>
         </w:tc>
@@ -275,7 +275,7 @@
                 <w:b w:val="0"/>
                 <w:sz w:val="18"/>
               </w:rPr>
-              <w:t>Pendiente de revision/firma del usuario responsable.</w:t>
+              <w:t>Pendiente de revisión/firma del usuario responsable.</w:t>
             </w:r>
           </w:p>
         </w:tc>
@@ -326,7 +326,7 @@
     </w:p>
     <w:p>
       <w:r>
-        <w:t>Documentar el uso operativo del modulo Coincidencias Patrono desde la perspectiva del usuario final autorizado.</w:t>
+        <w:t>Documentar el uso operativo del módulo Coincidencias Patrono desde la perspectiva del usuario final autorizado.</w:t>
       </w:r>
     </w:p>
     <w:p>
@@ -374,7 +374,7 @@
         <w:pStyle w:val="ListNumber"/>
       </w:pPr>
       <w:r>
-        <w:t>Exportar con auditoria.</w:t>
+        <w:t>Exportar con auditoría.</w:t>
       </w:r>
     </w:p>
     <w:p>
@@ -429,7 +429,7 @@
                 <w:b/>
                 <w:sz w:val="18"/>
               </w:rPr>
-              <w:t>Modulo</w:t>
+              <w:t>Módulo</w:t>
             </w:r>
           </w:p>
         </w:tc>
@@ -446,7 +446,7 @@
                 <w:b/>
                 <w:sz w:val="18"/>
               </w:rPr>
-              <w:t>Proteccion</w:t>
+              <w:t>Protección</w:t>
             </w:r>
           </w:p>
         </w:tc>
@@ -480,7 +480,7 @@
                 <w:b w:val="0"/>
                 <w:sz w:val="18"/>
               </w:rPr>
-              <w:t>Modulo 8</w:t>
+              <w:t>Módulo 8</w:t>
             </w:r>
           </w:p>
         </w:tc>
@@ -538,7 +538,7 @@
                 <w:b/>
                 <w:sz w:val="18"/>
               </w:rPr>
-              <w:t>Metodo</w:t>
+              <w:t>Método</w:t>
             </w:r>
           </w:p>
         </w:tc>
@@ -722,7 +722,7 @@
                 <w:b w:val="0"/>
                 <w:sz w:val="18"/>
               </w:rPr>
-              <w:t>Resumen dinamico</w:t>
+              <w:t>Resumen dinámico</w:t>
             </w:r>
           </w:p>
         </w:tc>
@@ -806,7 +806,7 @@
                 <w:b w:val="0"/>
                 <w:sz w:val="18"/>
               </w:rPr>
-              <w:t>/api/auditoria/exportacion</w:t>
+              <w:t>/api/auditoría/exportación</w:t>
             </w:r>
           </w:p>
         </w:tc>
@@ -822,7 +822,7 @@
                 <w:b w:val="0"/>
                 <w:sz w:val="18"/>
               </w:rPr>
-              <w:t>Auditar exportacion</w:t>
+              <w:t>Auditar exportación</w:t>
             </w:r>
           </w:p>
         </w:tc>
@@ -874,7 +874,7 @@
         <w:pStyle w:val="ListBullet"/>
       </w:pPr>
       <w:r>
-        <w:t>Solo tipos de patrono se califican en este modulo.</w:t>
+        <w:t>Solo tipos de patrono se califican en este módulo.</w:t>
       </w:r>
     </w:p>
     <w:p>
@@ -882,7 +882,7 @@
         <w:pStyle w:val="ListBullet"/>
       </w:pPr>
       <w:r>
-        <w:t>Calificacion valida: Positivo o Falso Positivo.</w:t>
+        <w:t>Calificación valida: Positivo o Falso Positivo.</w:t>
       </w:r>
     </w:p>
     <w:p>
@@ -890,7 +890,7 @@
         <w:pStyle w:val="ListBullet"/>
       </w:pPr>
       <w:r>
-        <w:t>Exportacion cancelada si falla auditoria.</w:t>
+        <w:t>Exportación cancelada si falla auditoría.</w:t>
       </w:r>
     </w:p>
     <w:p>
@@ -906,7 +906,7 @@
         <w:pStyle w:val="ListBullet"/>
       </w:pPr>
       <w:r>
-        <w:t>Calificacion de patrono</w:t>
+        <w:t>Calificación de patrono</w:t>
       </w:r>
     </w:p>
     <w:p>
@@ -914,7 +914,7 @@
         <w:pStyle w:val="ListBullet"/>
       </w:pPr>
       <w:r>
-        <w:t>Exportacion Excel</w:t>
+        <w:t>Exportación Excel</w:t>
       </w:r>
     </w:p>
     <w:p>
@@ -974,7 +974,7 @@
           <w:color w:val="5A5A5A"/>
           <w:sz w:val="18"/>
         </w:rPr>
-        <w:t>Captura actualizada del modulo Coincidencias Patrono tomada desde build local del frontend.</w:t>
+        <w:t>Captura actualizada del módulo Coincidencias Patrono tomada desde build local del frontend.</w:t>
       </w:r>
     </w:p>
     <w:p>
@@ -998,7 +998,7 @@
         <w:pStyle w:val="ListBullet"/>
       </w:pPr>
       <w:r>
-        <w:t>Registrar aprobacion formal del usuario responsable en el control documental.</w:t>
+        <w:t>Registrar aprobación formal del usuario responsable en el control documental.</w:t>
       </w:r>
     </w:p>
     <w:sectPr>
@@ -1025,7 +1025,7 @@
         <w:color w:val="646464"/>
         <w:sz w:val="16"/>
       </w:rPr>
-      <w:t>Coincidencias Patrono - Version Cliente | Version 1.0 | 30/06/2026</w:t>
+      <w:t>Coincidencias Patrono - Versión Cliente | Versión 1.0 | 30/06/2026</w:t>
     </w:r>
   </w:p>
 </w:ftr>
@@ -1043,7 +1043,7 @@
         <w:color w:val="646464"/>
         <w:sz w:val="16"/>
       </w:rPr>
-      <w:t>SGRLA-IHSS | Documentacion modular</w:t>
+      <w:t>SGRLA-IHSS | Documentación modular</w:t>
     </w:r>
   </w:p>
 </w:hdr>
